--- a/labs/Лабораторная_2.docx
+++ b/labs/Лабораторная_2.docx
@@ -45,7 +45,7 @@
     </w:p>
     <w:p>
       <w:r>
-        <w:t>Работа основана на существующей модели приложения. Для воспроизводимого выполнения подготовлены три SQL-скрипта в labs/sql. Они используют отдельную базу PhotoCenterLab12 и не изменяют подключение приложения к рабочей базе. Выполнение скриптов на SQL Server необходимо подтвердить самостоятельно; ожидаемые результаты ниже не являются протоколом запуска.</w:t>
+        <w:t>Работа основана на существующей модели приложения. Подготовлены и выполнены три SQL-скрипта в labs/sql. На локальном SQL Server создана отдельная база PhotoCenterLab12; рабочая база и подключение приложения не изменялись. Фактическая проверка выполнена 30 октября 2026 года командой node scripts/labs-db.cjs --setup. Протокол сохранён в labs/verification.txt.</w:t>
       </w:r>
     </w:p>
     <w:p>
@@ -1471,7 +1471,7 @@
     </w:p>
     <w:p>
       <w:r>
-        <w:t>Выполнить 03-check-lab.sql. Ожидается девять таблиц с тремя строками в каждой, девять включённых доверенных внешних ключей, отсутствие нарушений в DBCC CHECKCONSTRAINTS и нулевая разница между итогом заказа и суммой позиций. Результаты необходимо подтвердить скриншотами SSMS.</w:t>
+        <w:t>Проверка фактически пройдена: девять таблиц содержат по три строки, всего 27 записей. Все девять внешних ключей включены и доверены. DBCC CHECKCONSTRAINTS не выявил нарушений; суммы трёх заказов совпадают с суммами позиций. Дополнительно прошли оба теста приложения командой node --test tests/auth.test.cjs. Проверку БД можно повторить без изменения данных командой node scripts/labs-db.cjs. Для отчёта рекомендуется добавить собственные скриншоты SSMS.</w:t>
       </w:r>
     </w:p>
     <w:p>
@@ -1540,7 +1540,7 @@
     </w:p>
     <w:p>
       <w:r>
-        <w:t>Подготовлена реляционная модель фотоцентра с девятью сущностями и девятью внешними ключами, скрипты создания отдельной базы, согласованный набор тестовых данных и проверки. Требования методички к SQLModel адаптированы к прямому SQL-доступу. Фактический запуск SQL-скриптов и их результаты необходимо подтвердить перед сдачей.</w:t>
+        <w:t>Реализована и проверена реляционная модель фотоцентра с девятью сущностями и девятью внешними ключами. Создана учебная БД PhotoCenterLab12, добавлены 27 тестовых строк, проверены ограничения и суммы заказов. Материалы опубликованы в https://github.com/dd9272917/applied-is-project-2026. Требования методички к SQLModel адаптированы к прямому SQL-доступу через mssql.</w:t>
       </w:r>
     </w:p>
     <w:p>
